--- a/Laptops/9.2- Mosfet VS Transister.docx
+++ b/Laptops/9.2- Mosfet VS Transister.docx
@@ -1,6 +1,6 @@
 
 <file path=word/document.xml><?xml version="1.0" encoding="utf-8"?>
-<w:document xmlns:wpc="http://schemas.microsoft.com/office/word/2010/wordprocessingCanvas" xmlns:cx="http://schemas.microsoft.com/office/drawing/2014/chartex" xmlns:cx1="http://schemas.microsoft.com/office/drawing/2015/9/8/chartex" xmlns:cx2="http://schemas.microsoft.com/office/drawing/2015/10/21/chartex" xmlns:cx3="http://schemas.microsoft.com/office/drawing/2016/5/9/chartex" xmlns:cx4="http://schemas.microsoft.com/office/drawing/2016/5/10/chartex" xmlns:cx5="http://schemas.microsoft.com/office/drawing/2016/5/11/chartex" xmlns:cx6="http://schemas.microsoft.com/office/drawing/2016/5/12/chartex" xmlns:cx7="http://schemas.microsoft.com/office/drawing/2016/5/13/chartex" xmlns:cx8="http://schemas.microsoft.com/office/drawing/2016/5/14/chartex" xmlns:mc="http://schemas.openxmlformats.org/markup-compatibility/2006" xmlns:aink="http://schemas.microsoft.com/office/drawing/2016/ink" xmlns:am3d="http://schemas.microsoft.com/office/drawing/2017/model3d" xmlns:o="urn:schemas-microsoft-com:office:office" xmlns:oel="http://schemas.microsoft.com/office/2019/extlst" xmlns:r="http://schemas.openxmlformats.org/officeDocument/2006/relationships" xmlns:m="http://schemas.openxmlformats.org/officeDocument/2006/math" xmlns:v="urn:schemas-microsoft-com:vml" xmlns:wp14="http://schemas.microsoft.com/office/word/2010/wordprocessingDrawing" xmlns:wp="http://schemas.openxmlformats.org/drawingml/2006/wordprocessingDrawing" xmlns:w10="urn:schemas-microsoft-com:office:word" xmlns:w="http://schemas.openxmlformats.org/wordprocessingml/2006/main" xmlns:w14="http://schemas.microsoft.com/office/word/2010/wordml" xmlns:w15="http://schemas.microsoft.com/office/word/2012/wordml" xmlns:w16cex="http://schemas.microsoft.com/office/word/2018/wordml/cex" xmlns:w16cid="http://schemas.microsoft.com/office/word/2016/wordml/cid" xmlns:w16="http://schemas.microsoft.com/office/word/2018/wordml" xmlns:w16sdtdh="http://schemas.microsoft.com/office/word/2020/wordml/sdtdatahash" xmlns:w16se="http://schemas.microsoft.com/office/word/2015/wordml/symex" xmlns:wpg="http://schemas.microsoft.com/office/word/2010/wordprocessingGroup" xmlns:wpi="http://schemas.microsoft.com/office/word/2010/wordprocessingInk" xmlns:wne="http://schemas.microsoft.com/office/word/2006/wordml" xmlns:wps="http://schemas.microsoft.com/office/word/2010/wordprocessingShape" mc:Ignorable="w14 w15 w16se w16cid w16 w16cex w16sdtdh wp14">
+<w:document xmlns:wpc="http://schemas.microsoft.com/office/word/2010/wordprocessingCanvas" xmlns:cx="http://schemas.microsoft.com/office/drawing/2014/chartex" xmlns:cx1="http://schemas.microsoft.com/office/drawing/2015/9/8/chartex" xmlns:cx2="http://schemas.microsoft.com/office/drawing/2015/10/21/chartex" xmlns:cx3="http://schemas.microsoft.com/office/drawing/2016/5/9/chartex" xmlns:cx4="http://schemas.microsoft.com/office/drawing/2016/5/10/chartex" xmlns:cx5="http://schemas.microsoft.com/office/drawing/2016/5/11/chartex" xmlns:cx6="http://schemas.microsoft.com/office/drawing/2016/5/12/chartex" xmlns:cx7="http://schemas.microsoft.com/office/drawing/2016/5/13/chartex" xmlns:cx8="http://schemas.microsoft.com/office/drawing/2016/5/14/chartex" xmlns:mc="http://schemas.openxmlformats.org/markup-compatibility/2006" xmlns:aink="http://schemas.microsoft.com/office/drawing/2016/ink" xmlns:am3d="http://schemas.microsoft.com/office/drawing/2017/model3d" xmlns:o="urn:schemas-microsoft-com:office:office" xmlns:r="http://schemas.openxmlformats.org/officeDocument/2006/relationships" xmlns:m="http://schemas.openxmlformats.org/officeDocument/2006/math" xmlns:v="urn:schemas-microsoft-com:vml" xmlns:wp14="http://schemas.microsoft.com/office/word/2010/wordprocessingDrawing" xmlns:wp="http://schemas.openxmlformats.org/drawingml/2006/wordprocessingDrawing" xmlns:w10="urn:schemas-microsoft-com:office:word" xmlns:w="http://schemas.openxmlformats.org/wordprocessingml/2006/main" xmlns:w14="http://schemas.microsoft.com/office/word/2010/wordml" xmlns:w15="http://schemas.microsoft.com/office/word/2012/wordml" xmlns:w16cex="http://schemas.microsoft.com/office/word/2018/wordml/cex" xmlns:w16cid="http://schemas.microsoft.com/office/word/2016/wordml/cid" xmlns:w16="http://schemas.microsoft.com/office/word/2018/wordml" xmlns:w16sdtdh="http://schemas.microsoft.com/office/word/2020/wordml/sdtdatahash" xmlns:w16se="http://schemas.microsoft.com/office/word/2015/wordml/symex" xmlns:wpg="http://schemas.microsoft.com/office/word/2010/wordprocessingGroup" xmlns:wpi="http://schemas.microsoft.com/office/word/2010/wordprocessingInk" xmlns:wne="http://schemas.microsoft.com/office/word/2006/wordml" xmlns:wps="http://schemas.microsoft.com/office/word/2010/wordprocessingShape" mc:Ignorable="w14 w15 w16se w16cid w16 w16cex w16sdtdh wp14">
   <w:body>
     <w:p>
       <w:pPr>
@@ -402,6 +402,9 @@
     </w:p>
     <w:p>
       <w:r>
+        <w:rPr>
+          <w:noProof/>
+        </w:rPr>
         <w:drawing>
           <wp:inline distT="0" distB="0" distL="0" distR="0" wp14:anchorId="3A3F43A8" wp14:editId="0CB8E076">
             <wp:extent cx="6492240" cy="1241425"/>
@@ -463,6 +466,9 @@
     </w:p>
     <w:p>
       <w:r>
+        <w:rPr>
+          <w:noProof/>
+        </w:rPr>
         <w:drawing>
           <wp:inline distT="0" distB="0" distL="0" distR="0" wp14:anchorId="7F0622AA" wp14:editId="71D15A8C">
             <wp:extent cx="6492240" cy="1241425"/>
@@ -537,6 +543,9 @@
     </w:p>
     <w:p>
       <w:r>
+        <w:rPr>
+          <w:noProof/>
+        </w:rPr>
         <w:drawing>
           <wp:inline distT="0" distB="0" distL="0" distR="0" wp14:anchorId="55495941" wp14:editId="367D5498">
             <wp:extent cx="6492240" cy="887730"/>
@@ -582,6 +591,9 @@
     </w:p>
     <w:p>
       <w:r>
+        <w:rPr>
+          <w:noProof/>
+        </w:rPr>
         <w:drawing>
           <wp:inline distT="0" distB="0" distL="0" distR="0" wp14:anchorId="11EF505C" wp14:editId="0F48E8E8">
             <wp:extent cx="6492240" cy="887730"/>
@@ -999,6 +1011,7 @@
       <w:r>
         <w:rPr>
           <w:rFonts w:ascii="Georgia" w:hAnsi="Georgia"/>
+          <w:noProof/>
         </w:rPr>
         <w:drawing>
           <wp:inline distT="0" distB="0" distL="0" distR="0" wp14:anchorId="4DDE5370" wp14:editId="030E281B">
@@ -1049,6 +1062,7 @@
       <w:r>
         <w:rPr>
           <w:rFonts w:ascii="Georgia" w:hAnsi="Georgia"/>
+          <w:noProof/>
         </w:rPr>
         <w:lastRenderedPageBreak/>
         <w:drawing>
@@ -1124,6 +1138,7 @@
           <w:rFonts w:ascii="Georgia" w:hAnsi="Georgia"/>
           <w:b/>
           <w:bCs/>
+          <w:noProof/>
         </w:rPr>
         <w:drawing>
           <wp:inline distT="0" distB="0" distL="0" distR="0" wp14:anchorId="122C666E" wp14:editId="3365CA7F">
@@ -1331,8 +1346,6 @@
               <w:spacing w:line="360" w:lineRule="auto"/>
               <w:rPr>
                 <w:rFonts w:ascii="Georgia" w:hAnsi="Georgia"/>
-                <w:b/>
-                <w:bCs/>
               </w:rPr>
             </w:pPr>
             <w:r>
@@ -1350,44 +1363,18 @@
               <w:t xml:space="preserve"> </w:t>
             </w:r>
           </w:p>
-        </w:tc>
-        <w:tc>
-          <w:tcPr>
-            <w:tcW w:w="0" w:type="auto"/>
-            <w:vAlign w:val="center"/>
-          </w:tcPr>
-          <w:p>
-            <w:pPr>
-              <w:spacing w:line="360" w:lineRule="auto"/>
-              <w:rPr>
-                <w:rFonts w:ascii="Georgia" w:hAnsi="Georgia"/>
-                <w:b/>
-                <w:bCs/>
-              </w:rPr>
-            </w:pPr>
-          </w:p>
-        </w:tc>
-      </w:tr>
-      <w:tr>
-        <w:trPr>
-          <w:tblHeader/>
-          <w:tblCellSpacing w:w="15" w:type="dxa"/>
-        </w:trPr>
-        <w:tc>
-          <w:tcPr>
-            <w:tcW w:w="0" w:type="auto"/>
-            <w:tcBorders>
-              <w:top w:val="single" w:sz="4" w:space="0" w:color="auto"/>
-              <w:left w:val="single" w:sz="4" w:space="0" w:color="auto"/>
-              <w:bottom w:val="single" w:sz="4" w:space="0" w:color="auto"/>
-              <w:right w:val="single" w:sz="4" w:space="0" w:color="auto"/>
-            </w:tcBorders>
-            <w:vAlign w:val="center"/>
-          </w:tcPr>
           <w:tbl>
             <w:tblPr>
               <w:tblW w:w="7643" w:type="dxa"/>
               <w:tblCellSpacing w:w="15" w:type="dxa"/>
+              <w:tblBorders>
+                <w:top w:val="single" w:sz="4" w:space="0" w:color="auto"/>
+                <w:left w:val="single" w:sz="4" w:space="0" w:color="auto"/>
+                <w:bottom w:val="single" w:sz="4" w:space="0" w:color="auto"/>
+                <w:right w:val="single" w:sz="4" w:space="0" w:color="auto"/>
+                <w:insideH w:val="single" w:sz="4" w:space="0" w:color="auto"/>
+                <w:insideV w:val="single" w:sz="4" w:space="0" w:color="auto"/>
+              </w:tblBorders>
               <w:tblCellMar>
                 <w:top w:w="15" w:type="dxa"/>
                 <w:left w:w="15" w:type="dxa"/>
@@ -1397,8 +1384,8 @@
               <w:tblLook w:val="04A0" w:firstRow="1" w:lastRow="0" w:firstColumn="1" w:lastColumn="0" w:noHBand="0" w:noVBand="1"/>
             </w:tblPr>
             <w:tblGrid>
-              <w:gridCol w:w="2284"/>
-              <w:gridCol w:w="5359"/>
+              <w:gridCol w:w="2300"/>
+              <w:gridCol w:w="5343"/>
             </w:tblGrid>
             <w:tr>
               <w:trPr>
@@ -1620,7 +1607,44 @@
           </w:tbl>
           <w:p>
             <w:pPr>
-              <w:pStyle w:val="ListParagraph"/>
+              <w:spacing w:line="360" w:lineRule="auto"/>
+              <w:rPr>
+                <w:rFonts w:ascii="Georgia" w:hAnsi="Georgia"/>
+                <w:b/>
+                <w:bCs/>
+              </w:rPr>
+            </w:pPr>
+          </w:p>
+        </w:tc>
+        <w:tc>
+          <w:tcPr>
+            <w:tcW w:w="0" w:type="auto"/>
+            <w:vAlign w:val="center"/>
+          </w:tcPr>
+          <w:p>
+            <w:pPr>
+              <w:spacing w:line="360" w:lineRule="auto"/>
+              <w:rPr>
+                <w:rFonts w:ascii="Georgia" w:hAnsi="Georgia"/>
+                <w:b/>
+                <w:bCs/>
+              </w:rPr>
+            </w:pPr>
+          </w:p>
+        </w:tc>
+      </w:tr>
+      <w:tr>
+        <w:trPr>
+          <w:tblHeader/>
+          <w:tblCellSpacing w:w="15" w:type="dxa"/>
+        </w:trPr>
+        <w:tc>
+          <w:tcPr>
+            <w:tcW w:w="0" w:type="auto"/>
+            <w:vAlign w:val="center"/>
+          </w:tcPr>
+          <w:p>
+            <w:pPr>
               <w:spacing w:line="360" w:lineRule="auto"/>
               <w:rPr>
                 <w:rFonts w:ascii="Georgia" w:hAnsi="Georgia"/>
@@ -1709,6 +1733,7 @@
                 <w:rFonts w:ascii="Georgia" w:hAnsi="Georgia"/>
                 <w:b/>
                 <w:bCs/>
+                <w:noProof/>
               </w:rPr>
               <w:drawing>
                 <wp:inline distT="0" distB="0" distL="0" distR="0" wp14:anchorId="1119BB3F" wp14:editId="23310CFF">
@@ -1820,6 +1845,7 @@
                 <w:rFonts w:ascii="Georgia" w:hAnsi="Georgia"/>
                 <w:b/>
                 <w:bCs/>
+                <w:noProof/>
               </w:rPr>
               <w:drawing>
                 <wp:inline distT="0" distB="0" distL="0" distR="0" wp14:anchorId="059168E2" wp14:editId="36715874">
@@ -2054,7 +2080,7 @@
 </file>
 
 <file path=word/numbering.xml><?xml version="1.0" encoding="utf-8"?>
-<w:numbering xmlns:wpc="http://schemas.microsoft.com/office/word/2010/wordprocessingCanvas" xmlns:cx="http://schemas.microsoft.com/office/drawing/2014/chartex" xmlns:cx1="http://schemas.microsoft.com/office/drawing/2015/9/8/chartex" xmlns:cx2="http://schemas.microsoft.com/office/drawing/2015/10/21/chartex" xmlns:cx3="http://schemas.microsoft.com/office/drawing/2016/5/9/chartex" xmlns:cx4="http://schemas.microsoft.com/office/drawing/2016/5/10/chartex" xmlns:cx5="http://schemas.microsoft.com/office/drawing/2016/5/11/chartex" xmlns:cx6="http://schemas.microsoft.com/office/drawing/2016/5/12/chartex" xmlns:cx7="http://schemas.microsoft.com/office/drawing/2016/5/13/chartex" xmlns:cx8="http://schemas.microsoft.com/office/drawing/2016/5/14/chartex" xmlns:mc="http://schemas.openxmlformats.org/markup-compatibility/2006" xmlns:aink="http://schemas.microsoft.com/office/drawing/2016/ink" xmlns:am3d="http://schemas.microsoft.com/office/drawing/2017/model3d" xmlns:o="urn:schemas-microsoft-com:office:office" xmlns:oel="http://schemas.microsoft.com/office/2019/extlst" xmlns:r="http://schemas.openxmlformats.org/officeDocument/2006/relationships" xmlns:m="http://schemas.openxmlformats.org/officeDocument/2006/math" xmlns:v="urn:schemas-microsoft-com:vml" xmlns:wp14="http://schemas.microsoft.com/office/word/2010/wordprocessingDrawing" xmlns:wp="http://schemas.openxmlformats.org/drawingml/2006/wordprocessingDrawing" xmlns:w10="urn:schemas-microsoft-com:office:word" xmlns:w="http://schemas.openxmlformats.org/wordprocessingml/2006/main" xmlns:w14="http://schemas.microsoft.com/office/word/2010/wordml" xmlns:w15="http://schemas.microsoft.com/office/word/2012/wordml" xmlns:w16cex="http://schemas.microsoft.com/office/word/2018/wordml/cex" xmlns:w16cid="http://schemas.microsoft.com/office/word/2016/wordml/cid" xmlns:w16="http://schemas.microsoft.com/office/word/2018/wordml" xmlns:w16sdtdh="http://schemas.microsoft.com/office/word/2020/wordml/sdtdatahash" xmlns:w16se="http://schemas.microsoft.com/office/word/2015/wordml/symex" xmlns:wpg="http://schemas.microsoft.com/office/word/2010/wordprocessingGroup" xmlns:wpi="http://schemas.microsoft.com/office/word/2010/wordprocessingInk" xmlns:wne="http://schemas.microsoft.com/office/word/2006/wordml" xmlns:wps="http://schemas.microsoft.com/office/word/2010/wordprocessingShape" mc:Ignorable="w14 w15 w16se w16cid w16 w16cex w16sdtdh wp14">
+<w:numbering xmlns:wpc="http://schemas.microsoft.com/office/word/2010/wordprocessingCanvas" xmlns:cx="http://schemas.microsoft.com/office/drawing/2014/chartex" xmlns:cx1="http://schemas.microsoft.com/office/drawing/2015/9/8/chartex" xmlns:cx2="http://schemas.microsoft.com/office/drawing/2015/10/21/chartex" xmlns:cx3="http://schemas.microsoft.com/office/drawing/2016/5/9/chartex" xmlns:cx4="http://schemas.microsoft.com/office/drawing/2016/5/10/chartex" xmlns:cx5="http://schemas.microsoft.com/office/drawing/2016/5/11/chartex" xmlns:cx6="http://schemas.microsoft.com/office/drawing/2016/5/12/chartex" xmlns:cx7="http://schemas.microsoft.com/office/drawing/2016/5/13/chartex" xmlns:cx8="http://schemas.microsoft.com/office/drawing/2016/5/14/chartex" xmlns:mc="http://schemas.openxmlformats.org/markup-compatibility/2006" xmlns:aink="http://schemas.microsoft.com/office/drawing/2016/ink" xmlns:am3d="http://schemas.microsoft.com/office/drawing/2017/model3d" xmlns:o="urn:schemas-microsoft-com:office:office" xmlns:r="http://schemas.openxmlformats.org/officeDocument/2006/relationships" xmlns:m="http://schemas.openxmlformats.org/officeDocument/2006/math" xmlns:v="urn:schemas-microsoft-com:vml" xmlns:wp14="http://schemas.microsoft.com/office/word/2010/wordprocessingDrawing" xmlns:wp="http://schemas.openxmlformats.org/drawingml/2006/wordprocessingDrawing" xmlns:w10="urn:schemas-microsoft-com:office:word" xmlns:w="http://schemas.openxmlformats.org/wordprocessingml/2006/main" xmlns:w14="http://schemas.microsoft.com/office/word/2010/wordml" xmlns:w15="http://schemas.microsoft.com/office/word/2012/wordml" xmlns:w16cex="http://schemas.microsoft.com/office/word/2018/wordml/cex" xmlns:w16cid="http://schemas.microsoft.com/office/word/2016/wordml/cid" xmlns:w16="http://schemas.microsoft.com/office/word/2018/wordml" xmlns:w16sdtdh="http://schemas.microsoft.com/office/word/2020/wordml/sdtdatahash" xmlns:w16se="http://schemas.microsoft.com/office/word/2015/wordml/symex" xmlns:wpg="http://schemas.microsoft.com/office/word/2010/wordprocessingGroup" xmlns:wpi="http://schemas.microsoft.com/office/word/2010/wordprocessingInk" xmlns:wne="http://schemas.microsoft.com/office/word/2006/wordml" xmlns:wps="http://schemas.microsoft.com/office/word/2010/wordprocessingShape" mc:Ignorable="w14 w15 w16se w16cid w16 w16cex w16sdtdh wp14">
   <w:abstractNum w:abstractNumId="0" w15:restartNumberingAfterBreak="0">
     <w:nsid w:val="0FB12674"/>
     <w:multiLevelType w:val="multilevel"/>
@@ -2740,19 +2766,19 @@
       </w:pPr>
     </w:lvl>
   </w:abstractNum>
-  <w:num w:numId="1" w16cid:durableId="1978950006">
+  <w:num w:numId="1">
     <w:abstractNumId w:val="1"/>
   </w:num>
-  <w:num w:numId="2" w16cid:durableId="762335264">
+  <w:num w:numId="2">
     <w:abstractNumId w:val="2"/>
   </w:num>
-  <w:num w:numId="3" w16cid:durableId="430781556">
+  <w:num w:numId="3">
     <w:abstractNumId w:val="4"/>
   </w:num>
-  <w:num w:numId="4" w16cid:durableId="1045107571">
+  <w:num w:numId="4">
     <w:abstractNumId w:val="3"/>
   </w:num>
-  <w:num w:numId="5" w16cid:durableId="1175340868">
+  <w:num w:numId="5">
     <w:abstractNumId w:val="0"/>
   </w:num>
 </w:numbering>
@@ -3156,6 +3182,7 @@
   <w:style w:type="paragraph" w:default="1" w:styleId="Normal">
     <w:name w:val="Normal"/>
     <w:qFormat/>
+    <w:rsid w:val="00502892"/>
   </w:style>
   <w:style w:type="paragraph" w:styleId="Heading1">
     <w:name w:val="heading 1"/>
@@ -3357,6 +3384,7 @@
   <w:style w:type="character" w:default="1" w:styleId="DefaultParagraphFont">
     <w:name w:val="Default Paragraph Font"/>
     <w:uiPriority w:val="1"/>
+    <w:semiHidden/>
     <w:unhideWhenUsed/>
   </w:style>
   <w:style w:type="table" w:default="1" w:styleId="TableNormal">

--- a/Laptops/9.2- Mosfet VS Transister.docx
+++ b/Laptops/9.2- Mosfet VS Transister.docx
@@ -91,7 +91,14 @@
           <w:i/>
           <w:iCs/>
         </w:rPr>
-        <w:t>voltage controlled device</w:t>
+        <w:t>voltage-controlled</w:t>
+      </w:r>
+      <w:r>
+        <w:rPr>
+          <w:i/>
+          <w:iCs/>
+        </w:rPr>
+        <w:t xml:space="preserve"> device</w:t>
       </w:r>
     </w:p>
     <w:p>
@@ -689,11 +696,13 @@
         </w:numPr>
         <w:rPr>
           <w:rFonts w:ascii="Georgia" w:hAnsi="Georgia"/>
-        </w:rPr>
-      </w:pPr>
-      <w:r>
-        <w:rPr>
-          <w:rFonts w:ascii="Georgia" w:hAnsi="Georgia"/>
+          <w:highlight w:val="yellow"/>
+        </w:rPr>
+      </w:pPr>
+      <w:r>
+        <w:rPr>
+          <w:rFonts w:ascii="Georgia" w:hAnsi="Georgia"/>
+          <w:highlight w:val="yellow"/>
         </w:rPr>
         <w:t>Gate = capacitor jaisa hota hai</w:t>
       </w:r>
@@ -2068,6 +2077,543 @@
         <w:t>P-Channel ko negative Vgs.</w:t>
       </w:r>
     </w:p>
+    <w:p>
+      <w:pPr>
+        <w:spacing w:line="360" w:lineRule="auto"/>
+        <w:ind w:left="360"/>
+        <w:rPr>
+          <w:rFonts w:ascii="Georgia" w:hAnsi="Georgia"/>
+        </w:rPr>
+      </w:pPr>
+    </w:p>
+    <w:p>
+      <w:pPr>
+        <w:spacing w:line="360" w:lineRule="auto"/>
+        <w:ind w:left="360"/>
+        <w:rPr>
+          <w:rFonts w:ascii="Georgia" w:hAnsi="Georgia"/>
+        </w:rPr>
+      </w:pPr>
+    </w:p>
+    <w:p>
+      <w:pPr>
+        <w:spacing w:line="360" w:lineRule="auto"/>
+        <w:ind w:left="360"/>
+        <w:rPr>
+          <w:rFonts w:ascii="Georgia" w:hAnsi="Georgia"/>
+        </w:rPr>
+      </w:pPr>
+    </w:p>
+    <w:p>
+      <w:pPr>
+        <w:spacing w:line="360" w:lineRule="auto"/>
+        <w:ind w:left="360"/>
+        <w:rPr>
+          <w:rFonts w:ascii="Georgia" w:hAnsi="Georgia"/>
+        </w:rPr>
+      </w:pPr>
+    </w:p>
+    <w:p>
+      <w:pPr>
+        <w:pStyle w:val="Heading2"/>
+      </w:pPr>
+      <w:r>
+        <w:lastRenderedPageBreak/>
+        <w:t>1️</w:t>
+      </w:r>
+      <w:r>
+        <w:rPr>
+          <w:rFonts w:ascii="Tahoma" w:hAnsi="Tahoma" w:cs="Tahoma"/>
+        </w:rPr>
+        <w:t>⃣</w:t>
+      </w:r>
+      <w:r>
+        <w:t xml:space="preserve"> Concept – MOSFET ON/OFF ka asli control kya hai?</w:t>
+      </w:r>
+    </w:p>
+    <w:p>
+      <w:pPr>
+        <w:pStyle w:val="NormalWeb"/>
+      </w:pPr>
+      <w:r>
+        <w:t>MOSFET tab ON hota hai jab:</w:t>
+      </w:r>
+    </w:p>
+    <w:p>
+      <w:pPr>
+        <w:pStyle w:val="NormalWeb"/>
+        <w:rPr>
+          <w:b/>
+          <w:bCs/>
+        </w:rPr>
+      </w:pPr>
+      <w:r>
+        <w:rPr>
+          <w:rStyle w:val="mord"/>
+          <w:rFonts w:eastAsiaTheme="majorEastAsia"/>
+          <w:b/>
+          <w:bCs/>
+        </w:rPr>
+        <w:t>VGS</w:t>
+      </w:r>
+      <w:r>
+        <w:rPr>
+          <w:rStyle w:val="vlist-s"/>
+          <w:b/>
+          <w:bCs/>
+        </w:rPr>
+        <w:t>​</w:t>
+      </w:r>
+      <w:r>
+        <w:rPr>
+          <w:rStyle w:val="mrel"/>
+          <w:b/>
+          <w:bCs/>
+        </w:rPr>
+        <w:t>&gt;</w:t>
+      </w:r>
+      <w:r>
+        <w:rPr>
+          <w:rStyle w:val="mord"/>
+          <w:rFonts w:eastAsiaTheme="majorEastAsia"/>
+          <w:b/>
+          <w:bCs/>
+        </w:rPr>
+        <w:t>Vth</w:t>
+      </w:r>
+      <w:r>
+        <w:rPr>
+          <w:rStyle w:val="vlist-s"/>
+          <w:b/>
+          <w:bCs/>
+        </w:rPr>
+        <w:t>​</w:t>
+      </w:r>
+    </w:p>
+    <w:p>
+      <w:pPr>
+        <w:pStyle w:val="NormalWeb"/>
+      </w:pPr>
+      <w:r>
+        <w:t>Yaha:</w:t>
+      </w:r>
+    </w:p>
+    <w:p>
+      <w:pPr>
+        <w:pStyle w:val="NormalWeb"/>
+        <w:numPr>
+          <w:ilvl w:val="0"/>
+          <w:numId w:val="6"/>
+        </w:numPr>
+      </w:pPr>
+      <w:r>
+        <w:rPr>
+          <w:rStyle w:val="Strong"/>
+        </w:rPr>
+        <w:t>Vgs = Vg − Vs</w:t>
+      </w:r>
+    </w:p>
+    <w:p>
+      <w:pPr>
+        <w:pStyle w:val="NormalWeb"/>
+        <w:numPr>
+          <w:ilvl w:val="0"/>
+          <w:numId w:val="6"/>
+        </w:numPr>
+      </w:pPr>
+      <w:r>
+        <w:rPr>
+          <w:rStyle w:val="Strong"/>
+        </w:rPr>
+        <w:t>Vth = Threshold Voltage</w:t>
+      </w:r>
+    </w:p>
+    <w:p>
+      <w:pPr>
+        <w:pStyle w:val="NormalWeb"/>
+      </w:pPr>
+      <w:r>
+        <w:t>Agar Vgs threshold se kam hai → MOSFET OFF</w:t>
+      </w:r>
+      <w:r>
+        <w:br/>
+        <w:t>Agar Vgs threshold se zyada hai → MOSFET ON</w:t>
+      </w:r>
+    </w:p>
+    <w:p>
+      <w:pPr>
+        <w:spacing w:line="360" w:lineRule="auto"/>
+        <w:ind w:left="360"/>
+        <w:rPr>
+          <w:rFonts w:ascii="Georgia" w:hAnsi="Georgia"/>
+        </w:rPr>
+      </w:pPr>
+    </w:p>
+    <w:p>
+      <w:pPr>
+        <w:pStyle w:val="Heading2"/>
+      </w:pPr>
+      <w:r>
+        <w:rPr>
+          <w:rFonts w:ascii="Segoe UI Emoji" w:hAnsi="Segoe UI Emoji" w:cs="Segoe UI Emoji"/>
+        </w:rPr>
+        <w:t>🔥</w:t>
+      </w:r>
+      <w:r>
+        <w:t xml:space="preserve"> Final Clear Point</w:t>
+      </w:r>
+    </w:p>
+    <w:p>
+      <w:pPr>
+        <w:pStyle w:val="NormalWeb"/>
+      </w:pPr>
+      <w:r>
+        <w:rPr>
+          <w:rFonts w:ascii="Segoe UI Emoji" w:hAnsi="Segoe UI Emoji" w:cs="Segoe UI Emoji"/>
+        </w:rPr>
+        <w:t>✔</w:t>
+      </w:r>
+      <w:r>
+        <w:t xml:space="preserve"> Vth 4V fixed nahi hota</w:t>
+      </w:r>
+      <w:r>
+        <w:br/>
+      </w:r>
+      <w:r>
+        <w:rPr>
+          <w:rFonts w:ascii="Segoe UI Emoji" w:hAnsi="Segoe UI Emoji" w:cs="Segoe UI Emoji"/>
+        </w:rPr>
+        <w:t>✔</w:t>
+      </w:r>
+      <w:r>
+        <w:t xml:space="preserve"> Har MOSFET ka alag hota hai</w:t>
+      </w:r>
+      <w:r>
+        <w:br/>
+      </w:r>
+      <w:r>
+        <w:rPr>
+          <w:rFonts w:ascii="Segoe UI Emoji" w:hAnsi="Segoe UI Emoji" w:cs="Segoe UI Emoji"/>
+        </w:rPr>
+        <w:t>✔</w:t>
+      </w:r>
+      <w:r>
+        <w:t xml:space="preserve"> Vth ≠ Fully ON voltage</w:t>
+      </w:r>
+    </w:p>
+    <w:p>
+      <w:pPr>
+        <w:spacing w:line="360" w:lineRule="auto"/>
+        <w:ind w:left="360"/>
+        <w:rPr>
+          <w:rFonts w:asciiTheme="majorHAnsi" w:eastAsiaTheme="majorEastAsia" w:hAnsiTheme="majorHAnsi" w:cstheme="majorBidi"/>
+          <w:color w:val="0F4761" w:themeColor="accent1" w:themeShade="BF"/>
+          <w:sz w:val="32"/>
+          <w:szCs w:val="32"/>
+        </w:rPr>
+      </w:pPr>
+      <w:r>
+        <w:rPr>
+          <w:rFonts w:asciiTheme="majorHAnsi" w:eastAsiaTheme="majorEastAsia" w:hAnsiTheme="majorHAnsi" w:cstheme="majorBidi"/>
+          <w:color w:val="0F4761" w:themeColor="accent1" w:themeShade="BF"/>
+          <w:sz w:val="32"/>
+          <w:szCs w:val="32"/>
+        </w:rPr>
+        <w:t>MOSFET</w:t>
+      </w:r>
+      <w:r>
+        <w:rPr>
+          <w:rFonts w:asciiTheme="majorHAnsi" w:eastAsiaTheme="majorEastAsia" w:hAnsiTheme="majorHAnsi" w:cstheme="majorBidi"/>
+          <w:color w:val="0F4761" w:themeColor="accent1" w:themeShade="BF"/>
+          <w:sz w:val="32"/>
+          <w:szCs w:val="32"/>
+        </w:rPr>
+        <w:t xml:space="preserve"> diode working process</w:t>
+      </w:r>
+    </w:p>
+    <w:p>
+      <w:pPr>
+        <w:spacing w:line="360" w:lineRule="auto"/>
+        <w:ind w:left="360"/>
+        <w:rPr>
+          <w:rFonts w:asciiTheme="majorHAnsi" w:eastAsiaTheme="majorEastAsia" w:hAnsiTheme="majorHAnsi" w:cstheme="majorBidi"/>
+          <w:color w:val="0F4761" w:themeColor="accent1" w:themeShade="BF"/>
+          <w:sz w:val="32"/>
+          <w:szCs w:val="32"/>
+        </w:rPr>
+      </w:pPr>
+      <w:r>
+        <w:rPr>
+          <w:rFonts w:asciiTheme="majorHAnsi" w:eastAsiaTheme="majorEastAsia" w:hAnsiTheme="majorHAnsi" w:cstheme="majorBidi"/>
+          <w:noProof/>
+          <w:color w:val="0F4761" w:themeColor="accent1" w:themeShade="BF"/>
+          <w:sz w:val="32"/>
+          <w:szCs w:val="32"/>
+        </w:rPr>
+        <w:drawing>
+          <wp:inline distT="0" distB="0" distL="0" distR="0" wp14:anchorId="5AF49CB5" wp14:editId="14CEEC37">
+            <wp:extent cx="2638425" cy="2717506"/>
+            <wp:effectExtent l="0" t="0" r="0" b="6985"/>
+            <wp:docPr id="8" name="Picture 8"/>
+            <wp:cNvGraphicFramePr>
+              <a:graphicFrameLocks xmlns:a="http://schemas.openxmlformats.org/drawingml/2006/main" noChangeAspect="1"/>
+            </wp:cNvGraphicFramePr>
+            <a:graphic xmlns:a="http://schemas.openxmlformats.org/drawingml/2006/main">
+              <a:graphicData uri="http://schemas.openxmlformats.org/drawingml/2006/picture">
+                <pic:pic xmlns:pic="http://schemas.openxmlformats.org/drawingml/2006/picture">
+                  <pic:nvPicPr>
+                    <pic:cNvPr id="0" name="Picture 1"/>
+                    <pic:cNvPicPr>
+                      <a:picLocks noChangeAspect="1" noChangeArrowheads="1"/>
+                    </pic:cNvPicPr>
+                  </pic:nvPicPr>
+                  <pic:blipFill>
+                    <a:blip r:embed="rId14">
+                      <a:extLst>
+                        <a:ext uri="{28A0092B-C50C-407E-A947-70E740481C1C}">
+                          <a14:useLocalDpi xmlns:a14="http://schemas.microsoft.com/office/drawing/2010/main" val="0"/>
+                        </a:ext>
+                      </a:extLst>
+                    </a:blip>
+                    <a:srcRect/>
+                    <a:stretch>
+                      <a:fillRect/>
+                    </a:stretch>
+                  </pic:blipFill>
+                  <pic:spPr bwMode="auto">
+                    <a:xfrm>
+                      <a:off x="0" y="0"/>
+                      <a:ext cx="2643971" cy="2723219"/>
+                    </a:xfrm>
+                    <a:prstGeom prst="rect">
+                      <a:avLst/>
+                    </a:prstGeom>
+                    <a:noFill/>
+                    <a:ln>
+                      <a:noFill/>
+                    </a:ln>
+                  </pic:spPr>
+                </pic:pic>
+              </a:graphicData>
+            </a:graphic>
+          </wp:inline>
+        </w:drawing>
+      </w:r>
+    </w:p>
+    <w:p>
+      <w:pPr>
+        <w:spacing w:line="360" w:lineRule="auto"/>
+        <w:ind w:left="360"/>
+        <w:rPr>
+          <w:rFonts w:asciiTheme="majorHAnsi" w:eastAsiaTheme="majorEastAsia" w:hAnsiTheme="majorHAnsi" w:cstheme="majorBidi"/>
+          <w:color w:val="0F4761" w:themeColor="accent1" w:themeShade="BF"/>
+          <w:sz w:val="32"/>
+          <w:szCs w:val="32"/>
+        </w:rPr>
+      </w:pPr>
+    </w:p>
+    <w:p>
+      <w:pPr>
+        <w:spacing w:line="360" w:lineRule="auto"/>
+        <w:ind w:left="360"/>
+        <w:rPr>
+          <w:rFonts w:asciiTheme="majorHAnsi" w:eastAsiaTheme="majorEastAsia" w:hAnsiTheme="majorHAnsi" w:cstheme="majorBidi"/>
+          <w:color w:val="0F4761" w:themeColor="accent1" w:themeShade="BF"/>
+          <w:sz w:val="32"/>
+          <w:szCs w:val="32"/>
+        </w:rPr>
+      </w:pPr>
+    </w:p>
+    <w:p>
+      <w:pPr>
+        <w:pStyle w:val="Heading3"/>
+      </w:pPr>
+      <w:r>
+        <w:lastRenderedPageBreak/>
+        <w:t>Isme kya hota hai?</w:t>
+      </w:r>
+    </w:p>
+    <w:p>
+      <w:pPr>
+        <w:pStyle w:val="NormalWeb"/>
+        <w:numPr>
+          <w:ilvl w:val="0"/>
+          <w:numId w:val="7"/>
+        </w:numPr>
+      </w:pPr>
+      <w:r>
+        <w:t>Source → Ground (0V)</w:t>
+      </w:r>
+    </w:p>
+    <w:p>
+      <w:pPr>
+        <w:pStyle w:val="NormalWeb"/>
+        <w:numPr>
+          <w:ilvl w:val="0"/>
+          <w:numId w:val="7"/>
+        </w:numPr>
+      </w:pPr>
+      <w:r>
+        <w:t>Drain → Load ke through +V</w:t>
+      </w:r>
+    </w:p>
+    <w:p>
+      <w:pPr>
+        <w:pStyle w:val="NormalWeb"/>
+        <w:numPr>
+          <w:ilvl w:val="0"/>
+          <w:numId w:val="7"/>
+        </w:numPr>
+      </w:pPr>
+      <w:r>
+        <w:t>Gate → Control voltage</w:t>
+      </w:r>
+    </w:p>
+    <w:p>
+      <w:pPr>
+        <w:pStyle w:val="Heading3"/>
+      </w:pPr>
+      <w:r>
+        <w:t>Current flow:</w:t>
+      </w:r>
+    </w:p>
+    <w:p>
+      <w:pPr>
+        <w:pStyle w:val="NormalWeb"/>
+      </w:pPr>
+      <w:r>
+        <w:t>+V → Load → Drain → Source → Ground</w:t>
+      </w:r>
+    </w:p>
+    <w:p>
+      <w:pPr>
+        <w:pStyle w:val="Heading2"/>
+      </w:pPr>
+      <w:r>
+        <w:t>1️</w:t>
+      </w:r>
+      <w:r>
+        <w:rPr>
+          <w:rFonts w:ascii="Tahoma" w:hAnsi="Tahoma" w:cs="Tahoma"/>
+        </w:rPr>
+        <w:t>⃣</w:t>
+      </w:r>
+      <w:r>
+        <w:t xml:space="preserve"> Concept Clear Karte Hain</w:t>
+      </w:r>
+    </w:p>
+    <w:p>
+      <w:pPr>
+        <w:pStyle w:val="NormalWeb"/>
+      </w:pPr>
+      <w:r>
+        <w:t xml:space="preserve">Har </w:t>
+      </w:r>
+      <w:r>
+        <w:rPr>
+          <w:rStyle w:val="Strong"/>
+          <w:rFonts w:eastAsiaTheme="majorEastAsia"/>
+        </w:rPr>
+        <w:t>N-Channel Enhancement MOSFET</w:t>
+      </w:r>
+      <w:r>
+        <w:t xml:space="preserve"> ke andar ek </w:t>
+      </w:r>
+      <w:r>
+        <w:rPr>
+          <w:rStyle w:val="Strong"/>
+          <w:rFonts w:eastAsiaTheme="majorEastAsia"/>
+        </w:rPr>
+        <w:t>internal body diode</w:t>
+      </w:r>
+      <w:r>
+        <w:t xml:space="preserve"> hota hai.</w:t>
+      </w:r>
+    </w:p>
+    <w:p>
+      <w:pPr>
+        <w:pStyle w:val="NormalWeb"/>
+      </w:pPr>
+      <w:r>
+        <w:t xml:space="preserve">Ye diode </w:t>
+      </w:r>
+      <w:r>
+        <w:rPr>
+          <w:rStyle w:val="Strong"/>
+          <w:rFonts w:eastAsiaTheme="majorEastAsia"/>
+        </w:rPr>
+        <w:t>Source → Drain direction</w:t>
+      </w:r>
+      <w:r>
+        <w:t xml:space="preserve"> me connected hota hai.</w:t>
+      </w:r>
+    </w:p>
+    <w:p>
+      <w:pPr>
+        <w:pStyle w:val="NormalWeb"/>
+      </w:pPr>
+      <w:r>
+        <w:t>Matlab:</w:t>
+      </w:r>
+    </w:p>
+    <w:p>
+      <w:pPr>
+        <w:pStyle w:val="NormalWeb"/>
+        <w:numPr>
+          <w:ilvl w:val="0"/>
+          <w:numId w:val="8"/>
+        </w:numPr>
+      </w:pPr>
+      <w:r>
+        <w:t xml:space="preserve">Agar </w:t>
+      </w:r>
+      <w:r>
+        <w:rPr>
+          <w:rStyle w:val="Strong"/>
+          <w:rFonts w:eastAsiaTheme="majorEastAsia"/>
+        </w:rPr>
+        <w:t>Source positive ho aur Drain negative ho</w:t>
+      </w:r>
+      <w:r>
+        <w:br/>
+        <w:t>→ diode conduct karega (gate ki zarurat nahi)</w:t>
+      </w:r>
+    </w:p>
+    <w:p>
+      <w:pPr>
+        <w:pStyle w:val="NormalWeb"/>
+        <w:numPr>
+          <w:ilvl w:val="0"/>
+          <w:numId w:val="8"/>
+        </w:numPr>
+      </w:pPr>
+      <w:r>
+        <w:t xml:space="preserve">Agar </w:t>
+      </w:r>
+      <w:r>
+        <w:rPr>
+          <w:rStyle w:val="Strong"/>
+          <w:rFonts w:eastAsiaTheme="majorEastAsia"/>
+        </w:rPr>
+        <w:t>Drain positive ho aur Source ground ho</w:t>
+      </w:r>
+      <w:r>
+        <w:br/>
+        <w:t>→ diode reverse biased hoga (current nahi jayega)</w:t>
+      </w:r>
+    </w:p>
+    <w:p>
+      <w:pPr>
+        <w:spacing w:line="360" w:lineRule="auto"/>
+        <w:ind w:left="360"/>
+        <w:rPr>
+          <w:rFonts w:asciiTheme="majorHAnsi" w:eastAsiaTheme="majorEastAsia" w:hAnsiTheme="majorHAnsi" w:cstheme="majorBidi"/>
+          <w:color w:val="0F4761" w:themeColor="accent1" w:themeShade="BF"/>
+          <w:sz w:val="32"/>
+          <w:szCs w:val="32"/>
+        </w:rPr>
+      </w:pPr>
+    </w:p>
     <w:sectPr>
       <w:pgSz w:w="12240" w:h="15840"/>
       <w:pgMar w:top="1008" w:right="1008" w:bottom="1008" w:left="1008" w:header="720" w:footer="720" w:gutter="0"/>
@@ -2082,6 +2628,155 @@
 <file path=word/numbering.xml><?xml version="1.0" encoding="utf-8"?>
 <w:numbering xmlns:wpc="http://schemas.microsoft.com/office/word/2010/wordprocessingCanvas" xmlns:cx="http://schemas.microsoft.com/office/drawing/2014/chartex" xmlns:cx1="http://schemas.microsoft.com/office/drawing/2015/9/8/chartex" xmlns:cx2="http://schemas.microsoft.com/office/drawing/2015/10/21/chartex" xmlns:cx3="http://schemas.microsoft.com/office/drawing/2016/5/9/chartex" xmlns:cx4="http://schemas.microsoft.com/office/drawing/2016/5/10/chartex" xmlns:cx5="http://schemas.microsoft.com/office/drawing/2016/5/11/chartex" xmlns:cx6="http://schemas.microsoft.com/office/drawing/2016/5/12/chartex" xmlns:cx7="http://schemas.microsoft.com/office/drawing/2016/5/13/chartex" xmlns:cx8="http://schemas.microsoft.com/office/drawing/2016/5/14/chartex" xmlns:mc="http://schemas.openxmlformats.org/markup-compatibility/2006" xmlns:aink="http://schemas.microsoft.com/office/drawing/2016/ink" xmlns:am3d="http://schemas.microsoft.com/office/drawing/2017/model3d" xmlns:o="urn:schemas-microsoft-com:office:office" xmlns:r="http://schemas.openxmlformats.org/officeDocument/2006/relationships" xmlns:m="http://schemas.openxmlformats.org/officeDocument/2006/math" xmlns:v="urn:schemas-microsoft-com:vml" xmlns:wp14="http://schemas.microsoft.com/office/word/2010/wordprocessingDrawing" xmlns:wp="http://schemas.openxmlformats.org/drawingml/2006/wordprocessingDrawing" xmlns:w10="urn:schemas-microsoft-com:office:word" xmlns:w="http://schemas.openxmlformats.org/wordprocessingml/2006/main" xmlns:w14="http://schemas.microsoft.com/office/word/2010/wordml" xmlns:w15="http://schemas.microsoft.com/office/word/2012/wordml" xmlns:w16cex="http://schemas.microsoft.com/office/word/2018/wordml/cex" xmlns:w16cid="http://schemas.microsoft.com/office/word/2016/wordml/cid" xmlns:w16="http://schemas.microsoft.com/office/word/2018/wordml" xmlns:w16sdtdh="http://schemas.microsoft.com/office/word/2020/wordml/sdtdatahash" xmlns:w16se="http://schemas.microsoft.com/office/word/2015/wordml/symex" xmlns:wpg="http://schemas.microsoft.com/office/word/2010/wordprocessingGroup" xmlns:wpi="http://schemas.microsoft.com/office/word/2010/wordprocessingInk" xmlns:wne="http://schemas.microsoft.com/office/word/2006/wordml" xmlns:wps="http://schemas.microsoft.com/office/word/2010/wordprocessingShape" mc:Ignorable="w14 w15 w16se w16cid w16 w16cex w16sdtdh wp14">
   <w:abstractNum w:abstractNumId="0" w15:restartNumberingAfterBreak="0">
+    <w:nsid w:val="05BF1805"/>
+    <w:multiLevelType w:val="multilevel"/>
+    <w:tmpl w:val="7DB637E8"/>
+    <w:lvl w:ilvl="0">
+      <w:start w:val="1"/>
+      <w:numFmt w:val="bullet"/>
+      <w:lvlText w:val=""/>
+      <w:lvlJc w:val="left"/>
+      <w:pPr>
+        <w:tabs>
+          <w:tab w:val="num" w:pos="720"/>
+        </w:tabs>
+        <w:ind w:left="720" w:hanging="360"/>
+      </w:pPr>
+      <w:rPr>
+        <w:rFonts w:ascii="Symbol" w:hAnsi="Symbol" w:hint="default"/>
+        <w:sz w:val="20"/>
+      </w:rPr>
+    </w:lvl>
+    <w:lvl w:ilvl="1" w:tentative="1">
+      <w:start w:val="1"/>
+      <w:numFmt w:val="bullet"/>
+      <w:lvlText w:val="o"/>
+      <w:lvlJc w:val="left"/>
+      <w:pPr>
+        <w:tabs>
+          <w:tab w:val="num" w:pos="1440"/>
+        </w:tabs>
+        <w:ind w:left="1440" w:hanging="360"/>
+      </w:pPr>
+      <w:rPr>
+        <w:rFonts w:ascii="Courier New" w:hAnsi="Courier New" w:hint="default"/>
+        <w:sz w:val="20"/>
+      </w:rPr>
+    </w:lvl>
+    <w:lvl w:ilvl="2" w:tentative="1">
+      <w:start w:val="1"/>
+      <w:numFmt w:val="bullet"/>
+      <w:lvlText w:val=""/>
+      <w:lvlJc w:val="left"/>
+      <w:pPr>
+        <w:tabs>
+          <w:tab w:val="num" w:pos="2160"/>
+        </w:tabs>
+        <w:ind w:left="2160" w:hanging="360"/>
+      </w:pPr>
+      <w:rPr>
+        <w:rFonts w:ascii="Wingdings" w:hAnsi="Wingdings" w:hint="default"/>
+        <w:sz w:val="20"/>
+      </w:rPr>
+    </w:lvl>
+    <w:lvl w:ilvl="3" w:tentative="1">
+      <w:start w:val="1"/>
+      <w:numFmt w:val="bullet"/>
+      <w:lvlText w:val=""/>
+      <w:lvlJc w:val="left"/>
+      <w:pPr>
+        <w:tabs>
+          <w:tab w:val="num" w:pos="2880"/>
+        </w:tabs>
+        <w:ind w:left="2880" w:hanging="360"/>
+      </w:pPr>
+      <w:rPr>
+        <w:rFonts w:ascii="Wingdings" w:hAnsi="Wingdings" w:hint="default"/>
+        <w:sz w:val="20"/>
+      </w:rPr>
+    </w:lvl>
+    <w:lvl w:ilvl="4" w:tentative="1">
+      <w:start w:val="1"/>
+      <w:numFmt w:val="bullet"/>
+      <w:lvlText w:val=""/>
+      <w:lvlJc w:val="left"/>
+      <w:pPr>
+        <w:tabs>
+          <w:tab w:val="num" w:pos="3600"/>
+        </w:tabs>
+        <w:ind w:left="3600" w:hanging="360"/>
+      </w:pPr>
+      <w:rPr>
+        <w:rFonts w:ascii="Wingdings" w:hAnsi="Wingdings" w:hint="default"/>
+        <w:sz w:val="20"/>
+      </w:rPr>
+    </w:lvl>
+    <w:lvl w:ilvl="5" w:tentative="1">
+      <w:start w:val="1"/>
+      <w:numFmt w:val="bullet"/>
+      <w:lvlText w:val=""/>
+      <w:lvlJc w:val="left"/>
+      <w:pPr>
+        <w:tabs>
+          <w:tab w:val="num" w:pos="4320"/>
+        </w:tabs>
+        <w:ind w:left="4320" w:hanging="360"/>
+      </w:pPr>
+      <w:rPr>
+        <w:rFonts w:ascii="Wingdings" w:hAnsi="Wingdings" w:hint="default"/>
+        <w:sz w:val="20"/>
+      </w:rPr>
+    </w:lvl>
+    <w:lvl w:ilvl="6" w:tentative="1">
+      <w:start w:val="1"/>
+      <w:numFmt w:val="bullet"/>
+      <w:lvlText w:val=""/>
+      <w:lvlJc w:val="left"/>
+      <w:pPr>
+        <w:tabs>
+          <w:tab w:val="num" w:pos="5040"/>
+        </w:tabs>
+        <w:ind w:left="5040" w:hanging="360"/>
+      </w:pPr>
+      <w:rPr>
+        <w:rFonts w:ascii="Wingdings" w:hAnsi="Wingdings" w:hint="default"/>
+        <w:sz w:val="20"/>
+      </w:rPr>
+    </w:lvl>
+    <w:lvl w:ilvl="7" w:tentative="1">
+      <w:start w:val="1"/>
+      <w:numFmt w:val="bullet"/>
+      <w:lvlText w:val=""/>
+      <w:lvlJc w:val="left"/>
+      <w:pPr>
+        <w:tabs>
+          <w:tab w:val="num" w:pos="5760"/>
+        </w:tabs>
+        <w:ind w:left="5760" w:hanging="360"/>
+      </w:pPr>
+      <w:rPr>
+        <w:rFonts w:ascii="Wingdings" w:hAnsi="Wingdings" w:hint="default"/>
+        <w:sz w:val="20"/>
+      </w:rPr>
+    </w:lvl>
+    <w:lvl w:ilvl="8" w:tentative="1">
+      <w:start w:val="1"/>
+      <w:numFmt w:val="bullet"/>
+      <w:lvlText w:val=""/>
+      <w:lvlJc w:val="left"/>
+      <w:pPr>
+        <w:tabs>
+          <w:tab w:val="num" w:pos="6480"/>
+        </w:tabs>
+        <w:ind w:left="6480" w:hanging="360"/>
+      </w:pPr>
+      <w:rPr>
+        <w:rFonts w:ascii="Wingdings" w:hAnsi="Wingdings" w:hint="default"/>
+        <w:sz w:val="20"/>
+      </w:rPr>
+    </w:lvl>
+  </w:abstractNum>
+  <w:abstractNum w:abstractNumId="1" w15:restartNumberingAfterBreak="0">
     <w:nsid w:val="0FB12674"/>
     <w:multiLevelType w:val="multilevel"/>
     <w:tmpl w:val="F5845BEA"/>
@@ -2230,7 +2925,7 @@
       </w:rPr>
     </w:lvl>
   </w:abstractNum>
-  <w:abstractNum w:abstractNumId="1" w15:restartNumberingAfterBreak="0">
+  <w:abstractNum w:abstractNumId="2" w15:restartNumberingAfterBreak="0">
     <w:nsid w:val="24905CDA"/>
     <w:multiLevelType w:val="multilevel"/>
     <w:tmpl w:val="A4B8B6F8"/>
@@ -2379,7 +3074,7 @@
       </w:rPr>
     </w:lvl>
   </w:abstractNum>
-  <w:abstractNum w:abstractNumId="2" w15:restartNumberingAfterBreak="0">
+  <w:abstractNum w:abstractNumId="3" w15:restartNumberingAfterBreak="0">
     <w:nsid w:val="2C1847B7"/>
     <w:multiLevelType w:val="multilevel"/>
     <w:tmpl w:val="EDF0A5F6"/>
@@ -2528,7 +3223,7 @@
       </w:rPr>
     </w:lvl>
   </w:abstractNum>
-  <w:abstractNum w:abstractNumId="3" w15:restartNumberingAfterBreak="0">
+  <w:abstractNum w:abstractNumId="4" w15:restartNumberingAfterBreak="0">
     <w:nsid w:val="2DE26305"/>
     <w:multiLevelType w:val="multilevel"/>
     <w:tmpl w:val="FF32E3D8"/>
@@ -2677,7 +3372,7 @@
       </w:rPr>
     </w:lvl>
   </w:abstractNum>
-  <w:abstractNum w:abstractNumId="4" w15:restartNumberingAfterBreak="0">
+  <w:abstractNum w:abstractNumId="5" w15:restartNumberingAfterBreak="0">
     <w:nsid w:val="403B597B"/>
     <w:multiLevelType w:val="hybridMultilevel"/>
     <w:tmpl w:val="EE48D928"/>
@@ -2766,20 +3461,327 @@
       </w:pPr>
     </w:lvl>
   </w:abstractNum>
+  <w:abstractNum w:abstractNumId="6" w15:restartNumberingAfterBreak="0">
+    <w:nsid w:val="4D1E367A"/>
+    <w:multiLevelType w:val="multilevel"/>
+    <w:tmpl w:val="6FDEFC34"/>
+    <w:lvl w:ilvl="0">
+      <w:start w:val="1"/>
+      <w:numFmt w:val="bullet"/>
+      <w:lvlText w:val=""/>
+      <w:lvlJc w:val="left"/>
+      <w:pPr>
+        <w:tabs>
+          <w:tab w:val="num" w:pos="720"/>
+        </w:tabs>
+        <w:ind w:left="720" w:hanging="360"/>
+      </w:pPr>
+      <w:rPr>
+        <w:rFonts w:ascii="Symbol" w:hAnsi="Symbol" w:hint="default"/>
+        <w:sz w:val="20"/>
+      </w:rPr>
+    </w:lvl>
+    <w:lvl w:ilvl="1" w:tentative="1">
+      <w:start w:val="1"/>
+      <w:numFmt w:val="bullet"/>
+      <w:lvlText w:val="o"/>
+      <w:lvlJc w:val="left"/>
+      <w:pPr>
+        <w:tabs>
+          <w:tab w:val="num" w:pos="1440"/>
+        </w:tabs>
+        <w:ind w:left="1440" w:hanging="360"/>
+      </w:pPr>
+      <w:rPr>
+        <w:rFonts w:ascii="Courier New" w:hAnsi="Courier New" w:hint="default"/>
+        <w:sz w:val="20"/>
+      </w:rPr>
+    </w:lvl>
+    <w:lvl w:ilvl="2" w:tentative="1">
+      <w:start w:val="1"/>
+      <w:numFmt w:val="bullet"/>
+      <w:lvlText w:val=""/>
+      <w:lvlJc w:val="left"/>
+      <w:pPr>
+        <w:tabs>
+          <w:tab w:val="num" w:pos="2160"/>
+        </w:tabs>
+        <w:ind w:left="2160" w:hanging="360"/>
+      </w:pPr>
+      <w:rPr>
+        <w:rFonts w:ascii="Wingdings" w:hAnsi="Wingdings" w:hint="default"/>
+        <w:sz w:val="20"/>
+      </w:rPr>
+    </w:lvl>
+    <w:lvl w:ilvl="3" w:tentative="1">
+      <w:start w:val="1"/>
+      <w:numFmt w:val="bullet"/>
+      <w:lvlText w:val=""/>
+      <w:lvlJc w:val="left"/>
+      <w:pPr>
+        <w:tabs>
+          <w:tab w:val="num" w:pos="2880"/>
+        </w:tabs>
+        <w:ind w:left="2880" w:hanging="360"/>
+      </w:pPr>
+      <w:rPr>
+        <w:rFonts w:ascii="Wingdings" w:hAnsi="Wingdings" w:hint="default"/>
+        <w:sz w:val="20"/>
+      </w:rPr>
+    </w:lvl>
+    <w:lvl w:ilvl="4" w:tentative="1">
+      <w:start w:val="1"/>
+      <w:numFmt w:val="bullet"/>
+      <w:lvlText w:val=""/>
+      <w:lvlJc w:val="left"/>
+      <w:pPr>
+        <w:tabs>
+          <w:tab w:val="num" w:pos="3600"/>
+        </w:tabs>
+        <w:ind w:left="3600" w:hanging="360"/>
+      </w:pPr>
+      <w:rPr>
+        <w:rFonts w:ascii="Wingdings" w:hAnsi="Wingdings" w:hint="default"/>
+        <w:sz w:val="20"/>
+      </w:rPr>
+    </w:lvl>
+    <w:lvl w:ilvl="5" w:tentative="1">
+      <w:start w:val="1"/>
+      <w:numFmt w:val="bullet"/>
+      <w:lvlText w:val=""/>
+      <w:lvlJc w:val="left"/>
+      <w:pPr>
+        <w:tabs>
+          <w:tab w:val="num" w:pos="4320"/>
+        </w:tabs>
+        <w:ind w:left="4320" w:hanging="360"/>
+      </w:pPr>
+      <w:rPr>
+        <w:rFonts w:ascii="Wingdings" w:hAnsi="Wingdings" w:hint="default"/>
+        <w:sz w:val="20"/>
+      </w:rPr>
+    </w:lvl>
+    <w:lvl w:ilvl="6" w:tentative="1">
+      <w:start w:val="1"/>
+      <w:numFmt w:val="bullet"/>
+      <w:lvlText w:val=""/>
+      <w:lvlJc w:val="left"/>
+      <w:pPr>
+        <w:tabs>
+          <w:tab w:val="num" w:pos="5040"/>
+        </w:tabs>
+        <w:ind w:left="5040" w:hanging="360"/>
+      </w:pPr>
+      <w:rPr>
+        <w:rFonts w:ascii="Wingdings" w:hAnsi="Wingdings" w:hint="default"/>
+        <w:sz w:val="20"/>
+      </w:rPr>
+    </w:lvl>
+    <w:lvl w:ilvl="7" w:tentative="1">
+      <w:start w:val="1"/>
+      <w:numFmt w:val="bullet"/>
+      <w:lvlText w:val=""/>
+      <w:lvlJc w:val="left"/>
+      <w:pPr>
+        <w:tabs>
+          <w:tab w:val="num" w:pos="5760"/>
+        </w:tabs>
+        <w:ind w:left="5760" w:hanging="360"/>
+      </w:pPr>
+      <w:rPr>
+        <w:rFonts w:ascii="Wingdings" w:hAnsi="Wingdings" w:hint="default"/>
+        <w:sz w:val="20"/>
+      </w:rPr>
+    </w:lvl>
+    <w:lvl w:ilvl="8" w:tentative="1">
+      <w:start w:val="1"/>
+      <w:numFmt w:val="bullet"/>
+      <w:lvlText w:val=""/>
+      <w:lvlJc w:val="left"/>
+      <w:pPr>
+        <w:tabs>
+          <w:tab w:val="num" w:pos="6480"/>
+        </w:tabs>
+        <w:ind w:left="6480" w:hanging="360"/>
+      </w:pPr>
+      <w:rPr>
+        <w:rFonts w:ascii="Wingdings" w:hAnsi="Wingdings" w:hint="default"/>
+        <w:sz w:val="20"/>
+      </w:rPr>
+    </w:lvl>
+  </w:abstractNum>
+  <w:abstractNum w:abstractNumId="7" w15:restartNumberingAfterBreak="0">
+    <w:nsid w:val="60206834"/>
+    <w:multiLevelType w:val="multilevel"/>
+    <w:tmpl w:val="E520AA38"/>
+    <w:lvl w:ilvl="0">
+      <w:start w:val="1"/>
+      <w:numFmt w:val="bullet"/>
+      <w:lvlText w:val=""/>
+      <w:lvlJc w:val="left"/>
+      <w:pPr>
+        <w:tabs>
+          <w:tab w:val="num" w:pos="720"/>
+        </w:tabs>
+        <w:ind w:left="720" w:hanging="360"/>
+      </w:pPr>
+      <w:rPr>
+        <w:rFonts w:ascii="Symbol" w:hAnsi="Symbol" w:hint="default"/>
+        <w:sz w:val="20"/>
+      </w:rPr>
+    </w:lvl>
+    <w:lvl w:ilvl="1" w:tentative="1">
+      <w:start w:val="1"/>
+      <w:numFmt w:val="bullet"/>
+      <w:lvlText w:val="o"/>
+      <w:lvlJc w:val="left"/>
+      <w:pPr>
+        <w:tabs>
+          <w:tab w:val="num" w:pos="1440"/>
+        </w:tabs>
+        <w:ind w:left="1440" w:hanging="360"/>
+      </w:pPr>
+      <w:rPr>
+        <w:rFonts w:ascii="Courier New" w:hAnsi="Courier New" w:hint="default"/>
+        <w:sz w:val="20"/>
+      </w:rPr>
+    </w:lvl>
+    <w:lvl w:ilvl="2" w:tentative="1">
+      <w:start w:val="1"/>
+      <w:numFmt w:val="bullet"/>
+      <w:lvlText w:val=""/>
+      <w:lvlJc w:val="left"/>
+      <w:pPr>
+        <w:tabs>
+          <w:tab w:val="num" w:pos="2160"/>
+        </w:tabs>
+        <w:ind w:left="2160" w:hanging="360"/>
+      </w:pPr>
+      <w:rPr>
+        <w:rFonts w:ascii="Wingdings" w:hAnsi="Wingdings" w:hint="default"/>
+        <w:sz w:val="20"/>
+      </w:rPr>
+    </w:lvl>
+    <w:lvl w:ilvl="3" w:tentative="1">
+      <w:start w:val="1"/>
+      <w:numFmt w:val="bullet"/>
+      <w:lvlText w:val=""/>
+      <w:lvlJc w:val="left"/>
+      <w:pPr>
+        <w:tabs>
+          <w:tab w:val="num" w:pos="2880"/>
+        </w:tabs>
+        <w:ind w:left="2880" w:hanging="360"/>
+      </w:pPr>
+      <w:rPr>
+        <w:rFonts w:ascii="Wingdings" w:hAnsi="Wingdings" w:hint="default"/>
+        <w:sz w:val="20"/>
+      </w:rPr>
+    </w:lvl>
+    <w:lvl w:ilvl="4" w:tentative="1">
+      <w:start w:val="1"/>
+      <w:numFmt w:val="bullet"/>
+      <w:lvlText w:val=""/>
+      <w:lvlJc w:val="left"/>
+      <w:pPr>
+        <w:tabs>
+          <w:tab w:val="num" w:pos="3600"/>
+        </w:tabs>
+        <w:ind w:left="3600" w:hanging="360"/>
+      </w:pPr>
+      <w:rPr>
+        <w:rFonts w:ascii="Wingdings" w:hAnsi="Wingdings" w:hint="default"/>
+        <w:sz w:val="20"/>
+      </w:rPr>
+    </w:lvl>
+    <w:lvl w:ilvl="5" w:tentative="1">
+      <w:start w:val="1"/>
+      <w:numFmt w:val="bullet"/>
+      <w:lvlText w:val=""/>
+      <w:lvlJc w:val="left"/>
+      <w:pPr>
+        <w:tabs>
+          <w:tab w:val="num" w:pos="4320"/>
+        </w:tabs>
+        <w:ind w:left="4320" w:hanging="360"/>
+      </w:pPr>
+      <w:rPr>
+        <w:rFonts w:ascii="Wingdings" w:hAnsi="Wingdings" w:hint="default"/>
+        <w:sz w:val="20"/>
+      </w:rPr>
+    </w:lvl>
+    <w:lvl w:ilvl="6" w:tentative="1">
+      <w:start w:val="1"/>
+      <w:numFmt w:val="bullet"/>
+      <w:lvlText w:val=""/>
+      <w:lvlJc w:val="left"/>
+      <w:pPr>
+        <w:tabs>
+          <w:tab w:val="num" w:pos="5040"/>
+        </w:tabs>
+        <w:ind w:left="5040" w:hanging="360"/>
+      </w:pPr>
+      <w:rPr>
+        <w:rFonts w:ascii="Wingdings" w:hAnsi="Wingdings" w:hint="default"/>
+        <w:sz w:val="20"/>
+      </w:rPr>
+    </w:lvl>
+    <w:lvl w:ilvl="7" w:tentative="1">
+      <w:start w:val="1"/>
+      <w:numFmt w:val="bullet"/>
+      <w:lvlText w:val=""/>
+      <w:lvlJc w:val="left"/>
+      <w:pPr>
+        <w:tabs>
+          <w:tab w:val="num" w:pos="5760"/>
+        </w:tabs>
+        <w:ind w:left="5760" w:hanging="360"/>
+      </w:pPr>
+      <w:rPr>
+        <w:rFonts w:ascii="Wingdings" w:hAnsi="Wingdings" w:hint="default"/>
+        <w:sz w:val="20"/>
+      </w:rPr>
+    </w:lvl>
+    <w:lvl w:ilvl="8" w:tentative="1">
+      <w:start w:val="1"/>
+      <w:numFmt w:val="bullet"/>
+      <w:lvlText w:val=""/>
+      <w:lvlJc w:val="left"/>
+      <w:pPr>
+        <w:tabs>
+          <w:tab w:val="num" w:pos="6480"/>
+        </w:tabs>
+        <w:ind w:left="6480" w:hanging="360"/>
+      </w:pPr>
+      <w:rPr>
+        <w:rFonts w:ascii="Wingdings" w:hAnsi="Wingdings" w:hint="default"/>
+        <w:sz w:val="20"/>
+      </w:rPr>
+    </w:lvl>
+  </w:abstractNum>
   <w:num w:numId="1">
+    <w:abstractNumId w:val="2"/>
+  </w:num>
+  <w:num w:numId="2">
+    <w:abstractNumId w:val="3"/>
+  </w:num>
+  <w:num w:numId="3">
+    <w:abstractNumId w:val="5"/>
+  </w:num>
+  <w:num w:numId="4">
+    <w:abstractNumId w:val="4"/>
+  </w:num>
+  <w:num w:numId="5">
     <w:abstractNumId w:val="1"/>
   </w:num>
-  <w:num w:numId="2">
-    <w:abstractNumId w:val="2"/>
+  <w:num w:numId="6">
+    <w:abstractNumId w:val="6"/>
   </w:num>
-  <w:num w:numId="3">
-    <w:abstractNumId w:val="4"/>
+  <w:num w:numId="7">
+    <w:abstractNumId w:val="0"/>
   </w:num>
-  <w:num w:numId="4">
-    <w:abstractNumId w:val="3"/>
-  </w:num>
-  <w:num w:numId="5">
-    <w:abstractNumId w:val="0"/>
+  <w:num w:numId="8">
+    <w:abstractNumId w:val="7"/>
   </w:num>
 </w:numbering>
 </file>
@@ -3707,6 +4709,42 @@
       <w:bCs/>
     </w:rPr>
   </w:style>
+  <w:style w:type="paragraph" w:styleId="NormalWeb">
+    <w:name w:val="Normal (Web)"/>
+    <w:basedOn w:val="Normal"/>
+    <w:uiPriority w:val="99"/>
+    <w:semiHidden/>
+    <w:unhideWhenUsed/>
+    <w:rsid w:val="00FD73DE"/>
+    <w:pPr>
+      <w:spacing w:before="100" w:beforeAutospacing="1" w:after="100" w:afterAutospacing="1" w:line="240" w:lineRule="auto"/>
+    </w:pPr>
+    <w:rPr>
+      <w:rFonts w:ascii="Times New Roman" w:eastAsia="Times New Roman" w:hAnsi="Times New Roman" w:cs="Times New Roman"/>
+      <w:sz w:val="24"/>
+      <w:szCs w:val="24"/>
+    </w:rPr>
+  </w:style>
+  <w:style w:type="character" w:customStyle="1" w:styleId="katex-mathml">
+    <w:name w:val="katex-mathml"/>
+    <w:basedOn w:val="DefaultParagraphFont"/>
+    <w:rsid w:val="00577B55"/>
+  </w:style>
+  <w:style w:type="character" w:customStyle="1" w:styleId="mord">
+    <w:name w:val="mord"/>
+    <w:basedOn w:val="DefaultParagraphFont"/>
+    <w:rsid w:val="00577B55"/>
+  </w:style>
+  <w:style w:type="character" w:customStyle="1" w:styleId="vlist-s">
+    <w:name w:val="vlist-s"/>
+    <w:basedOn w:val="DefaultParagraphFont"/>
+    <w:rsid w:val="00577B55"/>
+  </w:style>
+  <w:style w:type="character" w:customStyle="1" w:styleId="mrel">
+    <w:name w:val="mrel"/>
+    <w:basedOn w:val="DefaultParagraphFont"/>
+    <w:rsid w:val="00577B55"/>
+  </w:style>
 </w:styles>
 </file>
 
